--- a/pr-preview/pr-429/mcmc-handout.docx
+++ b/pr-preview/pr-429/mcmc-handout.docx
@@ -15,7 +15,7 @@
         <w:pStyle w:val="Date"/>
       </w:pPr>
       <w:r>
-        <w:t xml:space="preserve">Last modified: 2026-10-22 12:34:18 (PDT)</w:t>
+        <w:t xml:space="preserve">Last modified: 2026-10-22 13:40:01 (PDT)</w:t>
       </w:r>
     </w:p>
     <w:p>

--- a/pr-preview/pr-429/mcmc-handout.docx
+++ b/pr-preview/pr-429/mcmc-handout.docx
@@ -15,7 +15,7 @@
         <w:pStyle w:val="Date"/>
       </w:pPr>
       <w:r>
-        <w:t xml:space="preserve">Last modified: 2026-10-22 13:40:01 (PDT)</w:t>
+        <w:t xml:space="preserve">Last modified: 2026-10-22 15:45:15 (PDT)</w:t>
       </w:r>
     </w:p>
     <w:p>
@@ -451,7 +451,7 @@
         <m:sSub>
           <m:e>
             <m:r>
-              <m:t>u</m:t>
+              <m:t>ε</m:t>
             </m:r>
           </m:e>
           <m:sub>
@@ -477,7 +477,7 @@
         <m:sSub>
           <m:e>
             <m:r>
-              <m:t>u</m:t>
+              <m:t>ε</m:t>
             </m:r>
           </m:e>
           <m:sub>
@@ -1102,7 +1102,7 @@
         <w:t xml:space="preserve"> </w:t>
       </w:r>
       <w:r>
-        <w:t xml:space="preserve">${\operatorname{E}\mathopen{}\left[g(\mathord{\smash[b]{\underset{\raise.3ex\hbox{$\scriptstyle\sim$}}{\theta}}\vphantom{\theta}}) \mid \mathord{\smash[b]{\underset{\raise.3ex\hbox{$\scriptstyle\sim$}}{y}}\vphantom{y}}\right]\mathclose{}}$</w:t>
+        <w:t xml:space="preserve">${\mathbb{E}\mathopen{}\left[g(\mathord{\smash[b]{\underset{\raise.3ex\hbox{$\scriptstyle\sim$}}{\theta}}\vphantom{\theta}}) \mid \mathord{\smash[b]{\underset{\raise.3ex\hbox{$\scriptstyle\sim$}}{y}}\vphantom{y}}\right]\mathclose{}}$</w:t>
       </w:r>
       <w:r>
         <w:t xml:space="preserve"> </w:t>
@@ -4824,6 +4824,7 @@
             <m:e>
               <m:r>
                 <m:rPr>
+                  <m:scr m:val="double-struck"/>
                   <m:sty m:val="p"/>
                 </m:rPr>
                 <m:t>E</m:t>
@@ -4888,6 +4889,7 @@
               </m:r>
               <m:r>
                 <m:rPr>
+                  <m:scr m:val="double-struck"/>
                   <m:sty m:val="p"/>
                 </m:rPr>
                 <m:t>E</m:t>
@@ -5009,6 +5011,7 @@
               </m:r>
               <m:r>
                 <m:rPr>
+                  <m:scr m:val="double-struck"/>
                   <m:sty m:val="p"/>
                 </m:rPr>
                 <m:t>E</m:t>
@@ -5061,6 +5064,7 @@
               </m:r>
               <m:r>
                 <m:rPr>
+                  <m:scr m:val="double-struck"/>
                   <m:sty m:val="p"/>
                 </m:rPr>
                 <m:t>E</m:t>
@@ -20190,7 +20194,7 @@
         <w:t xml:space="preserve"> </w:t>
       </w:r>
       <w:r>
-        <w:t xml:space="preserve">$\overline{D} \stackrel{\text{def}}{=}{\operatorname{E}\mathopen{}\left[D(\mathord{\smash[b]{\underset{\raise.3ex\hbox{$\scriptstyle\sim$}}{\theta}}\vphantom{\theta}}) \mid \mathord{\smash[b]{\underset{\raise.3ex\hbox{$\scriptstyle\sim$}}{y}}\vphantom{y}}\right]\mathclose{}}$</w:t>
+        <w:t xml:space="preserve">$\overline{D} \stackrel{\text{def}}{=}{\mathbb{E}\mathopen{}\left[D(\mathord{\smash[b]{\underset{\raise.3ex\hbox{$\scriptstyle\sim$}}{\theta}}\vphantom{\theta}}) \mid \mathord{\smash[b]{\underset{\raise.3ex\hbox{$\scriptstyle\sim$}}{y}}\vphantom{y}}\right]\mathclose{}}$</w:t>
       </w:r>
       <w:r>
         <w:t xml:space="preserve"> </w:t>
@@ -20222,7 +20226,7 @@
         <w:t xml:space="preserve"> </w:t>
       </w:r>
       <w:r>
-        <w:t xml:space="preserve">$\bar{\mathord{\smash[b]{\underset{\raise.3ex\hbox{$\scriptstyle\sim$}}{\theta}}\vphantom{\theta}}} \stackrel{\text{def}}{=}{\operatorname{E}\mathopen{}\left[\mathord{\smash[b]{\underset{\raise.3ex\hbox{$\scriptstyle\sim$}}{\theta}}\vphantom{\theta}}\mid \mathord{\smash[b]{\underset{\raise.3ex\hbox{$\scriptstyle\sim$}}{y}}\vphantom{y}}\right]\mathclose{}}$</w:t>
+        <w:t xml:space="preserve">$\bar{\mathord{\smash[b]{\underset{\raise.3ex\hbox{$\scriptstyle\sim$}}{\theta}}\vphantom{\theta}}} \stackrel{\text{def}}{=}{\mathbb{E}\mathopen{}\left[\mathord{\smash[b]{\underset{\raise.3ex\hbox{$\scriptstyle\sim$}}{\theta}}\vphantom{\theta}}\mid \mathord{\smash[b]{\underset{\raise.3ex\hbox{$\scriptstyle\sim$}}{y}}\vphantom{y}}\right]\mathclose{}}$</w:t>
       </w:r>
       <w:r>
         <w:t xml:space="preserve"> </w:t>
